--- a/assets/worksheets/simple-spectrometer/01-simple-waveform.docx
+++ b/assets/worksheets/simple-spectrometer/01-simple-waveform.docx
@@ -2164,7 +2164,7 @@
   <w:docDefaults>
     <w:rPrDefault>
       <w:rPr>
-        <w:rFonts w:asciiTheme="minorHAnsi" w:eastAsiaTheme="minorEastAsia" w:hAnsiTheme="minorHAnsi" w:cstheme="minorBidi"/>
+        <w:rFonts w:ascii="Arial" w:hAnsi="Arial" w:cs="Arial" w:eastAsia="Arial"/>
         <w:sz w:val="22"/>
         <w:szCs w:val="22"/>
         <w:lang w:val="en-US" w:eastAsia="en-US" w:bidi="ar-SA"/>
@@ -2323,7 +2323,7 @@
       <w:spacing w:after="120" w:line="264" w:lineRule="auto"/>
     </w:pPr>
     <w:rPr>
-      <w:rFonts w:ascii="Arial" w:hAnsi="Arial"/>
+      <w:rFonts w:ascii="Arial" w:hAnsi="Arial" w:cs="Arial" w:eastAsia="Arial"/>
       <w:b w:val="0"/>
       <w:color w:val="000000"/>
       <w:sz w:val="22"/>
@@ -2340,7 +2340,7 @@
       <w:spacing w:after="120" w:line="264" w:lineRule="auto"/>
     </w:pPr>
     <w:rPr>
-      <w:rFonts w:ascii="Arial" w:hAnsi="Arial"/>
+      <w:rFonts w:ascii="Arial" w:hAnsi="Arial" w:cs="Arial" w:eastAsia="Arial"/>
       <w:b w:val="0"/>
       <w:color w:val="000000"/>
       <w:sz w:val="18"/>
@@ -2364,7 +2364,7 @@
       <w:spacing w:after="120" w:line="264" w:lineRule="auto"/>
     </w:pPr>
     <w:rPr>
-      <w:rFonts w:ascii="Arial" w:hAnsi="Arial"/>
+      <w:rFonts w:ascii="Arial" w:hAnsi="Arial" w:cs="Arial" w:eastAsia="Arial"/>
       <w:b w:val="0"/>
       <w:color w:val="000000"/>
       <w:sz w:val="18"/>
@@ -2392,7 +2392,7 @@
       <w:outlineLvl w:val="0"/>
     </w:pPr>
     <w:rPr>
-      <w:rFonts w:asciiTheme="majorHAnsi" w:eastAsiaTheme="majorEastAsia" w:hAnsiTheme="majorHAnsi" w:cstheme="majorBidi" w:ascii="Arial" w:hAnsi="Arial"/>
+      <w:rFonts w:ascii="Arial" w:hAnsi="Arial" w:cs="Arial" w:eastAsia="Arial"/>
       <w:b/>
       <w:bCs/>
       <w:color w:val="000000"/>
@@ -2416,7 +2416,7 @@
       <w:outlineLvl w:val="1"/>
     </w:pPr>
     <w:rPr>
-      <w:rFonts w:asciiTheme="majorHAnsi" w:eastAsiaTheme="majorEastAsia" w:hAnsiTheme="majorHAnsi" w:cstheme="majorBidi" w:ascii="Arial" w:hAnsi="Arial"/>
+      <w:rFonts w:ascii="Arial" w:hAnsi="Arial" w:cs="Arial" w:eastAsia="Arial"/>
       <w:b/>
       <w:bCs/>
       <w:color w:val="000000"/>
@@ -2440,7 +2440,7 @@
       <w:outlineLvl w:val="2"/>
     </w:pPr>
     <w:rPr>
-      <w:rFonts w:asciiTheme="majorHAnsi" w:eastAsiaTheme="majorEastAsia" w:hAnsiTheme="majorHAnsi" w:cstheme="majorBidi"/>
+      <w:rFonts w:ascii="Arial" w:hAnsi="Arial" w:cs="Arial" w:eastAsia="Arial"/>
       <w:b/>
       <w:bCs/>
       <w:color w:val="4F81BD" w:themeColor="accent1"/>
@@ -2463,7 +2463,7 @@
       <w:outlineLvl w:val="3"/>
     </w:pPr>
     <w:rPr>
-      <w:rFonts w:asciiTheme="majorHAnsi" w:eastAsiaTheme="majorEastAsia" w:hAnsiTheme="majorHAnsi" w:cstheme="majorBidi"/>
+      <w:rFonts w:ascii="Arial" w:hAnsi="Arial" w:cs="Arial" w:eastAsia="Arial"/>
       <w:b/>
       <w:bCs/>
       <w:i/>
@@ -2488,7 +2488,7 @@
       <w:outlineLvl w:val="4"/>
     </w:pPr>
     <w:rPr>
-      <w:rFonts w:asciiTheme="majorHAnsi" w:eastAsiaTheme="majorEastAsia" w:hAnsiTheme="majorHAnsi" w:cstheme="majorBidi"/>
+      <w:rFonts w:ascii="Arial" w:hAnsi="Arial" w:cs="Arial" w:eastAsia="Arial"/>
       <w:color w:val="243F60" w:themeColor="accent1" w:themeShade="7F"/>
     </w:rPr>
   </w:style>
@@ -2509,7 +2509,7 @@
       <w:outlineLvl w:val="5"/>
     </w:pPr>
     <w:rPr>
-      <w:rFonts w:asciiTheme="majorHAnsi" w:eastAsiaTheme="majorEastAsia" w:hAnsiTheme="majorHAnsi" w:cstheme="majorBidi"/>
+      <w:rFonts w:ascii="Arial" w:hAnsi="Arial" w:cs="Arial" w:eastAsia="Arial"/>
       <w:i/>
       <w:iCs/>
       <w:color w:val="243F60" w:themeColor="accent1" w:themeShade="7F"/>
@@ -2532,7 +2532,7 @@
       <w:outlineLvl w:val="6"/>
     </w:pPr>
     <w:rPr>
-      <w:rFonts w:asciiTheme="majorHAnsi" w:eastAsiaTheme="majorEastAsia" w:hAnsiTheme="majorHAnsi" w:cstheme="majorBidi"/>
+      <w:rFonts w:ascii="Arial" w:hAnsi="Arial" w:cs="Arial" w:eastAsia="Arial"/>
       <w:i/>
       <w:iCs/>
       <w:color w:val="404040" w:themeColor="text1" w:themeTint="BF"/>
@@ -2555,7 +2555,7 @@
       <w:outlineLvl w:val="7"/>
     </w:pPr>
     <w:rPr>
-      <w:rFonts w:asciiTheme="majorHAnsi" w:eastAsiaTheme="majorEastAsia" w:hAnsiTheme="majorHAnsi" w:cstheme="majorBidi"/>
+      <w:rFonts w:ascii="Arial" w:hAnsi="Arial" w:cs="Arial" w:eastAsia="Arial"/>
       <w:color w:val="4F81BD" w:themeColor="accent1"/>
       <w:sz w:val="20"/>
       <w:szCs w:val="20"/>
@@ -2578,7 +2578,7 @@
       <w:outlineLvl w:val="8"/>
     </w:pPr>
     <w:rPr>
-      <w:rFonts w:asciiTheme="majorHAnsi" w:eastAsiaTheme="majorEastAsia" w:hAnsiTheme="majorHAnsi" w:cstheme="majorBidi"/>
+      <w:rFonts w:ascii="Arial" w:hAnsi="Arial" w:cs="Arial" w:eastAsia="Arial"/>
       <w:i/>
       <w:iCs/>
       <w:color w:val="404040" w:themeColor="text1" w:themeTint="BF"/>
@@ -2629,7 +2629,7 @@
     <w:uiPriority w:val="9"/>
     <w:rsid w:val="00FC693F"/>
     <w:rPr>
-      <w:rFonts w:asciiTheme="majorHAnsi" w:eastAsiaTheme="majorEastAsia" w:hAnsiTheme="majorHAnsi" w:cstheme="majorBidi"/>
+      <w:rFonts w:ascii="Arial" w:hAnsi="Arial" w:cs="Arial" w:eastAsia="Arial"/>
       <w:b/>
       <w:bCs/>
       <w:color w:val="365F91" w:themeColor="accent1" w:themeShade="BF"/>
@@ -2644,7 +2644,7 @@
     <w:uiPriority w:val="9"/>
     <w:rsid w:val="00FC693F"/>
     <w:rPr>
-      <w:rFonts w:asciiTheme="majorHAnsi" w:eastAsiaTheme="majorEastAsia" w:hAnsiTheme="majorHAnsi" w:cstheme="majorBidi"/>
+      <w:rFonts w:ascii="Arial" w:hAnsi="Arial" w:cs="Arial" w:eastAsia="Arial"/>
       <w:b/>
       <w:bCs/>
       <w:color w:val="4F81BD" w:themeColor="accent1"/>
@@ -2659,7 +2659,7 @@
     <w:uiPriority w:val="9"/>
     <w:rsid w:val="00FC693F"/>
     <w:rPr>
-      <w:rFonts w:asciiTheme="majorHAnsi" w:eastAsiaTheme="majorEastAsia" w:hAnsiTheme="majorHAnsi" w:cstheme="majorBidi"/>
+      <w:rFonts w:ascii="Arial" w:hAnsi="Arial" w:cs="Arial" w:eastAsia="Arial"/>
       <w:b/>
       <w:bCs/>
       <w:color w:val="4F81BD" w:themeColor="accent1"/>
@@ -2678,7 +2678,7 @@
       <w:contextualSpacing/>
     </w:pPr>
     <w:rPr>
-      <w:rFonts w:asciiTheme="majorHAnsi" w:eastAsiaTheme="majorEastAsia" w:hAnsiTheme="majorHAnsi" w:cstheme="majorBidi" w:ascii="Arial" w:hAnsi="Arial"/>
+      <w:rFonts w:ascii="Arial" w:hAnsi="Arial" w:cs="Arial" w:eastAsia="Arial"/>
       <w:b/>
       <w:color w:val="000000"/>
       <w:spacing w:val="5"/>
@@ -2694,7 +2694,7 @@
     <w:uiPriority w:val="10"/>
     <w:rsid w:val="00FC693F"/>
     <w:rPr>
-      <w:rFonts w:asciiTheme="majorHAnsi" w:eastAsiaTheme="majorEastAsia" w:hAnsiTheme="majorHAnsi" w:cstheme="majorBidi"/>
+      <w:rFonts w:ascii="Arial" w:hAnsi="Arial" w:cs="Arial" w:eastAsia="Arial"/>
       <w:color w:val="17365D" w:themeColor="text2" w:themeShade="BF"/>
       <w:spacing w:val="5"/>
       <w:kern w:val="28"/>
@@ -2717,7 +2717,7 @@
       <w:spacing w:after="120" w:line="264" w:lineRule="auto"/>
     </w:pPr>
     <w:rPr>
-      <w:rFonts w:asciiTheme="majorHAnsi" w:eastAsiaTheme="majorEastAsia" w:hAnsiTheme="majorHAnsi" w:cstheme="majorBidi" w:ascii="Arial" w:hAnsi="Arial"/>
+      <w:rFonts w:ascii="Arial" w:hAnsi="Arial" w:cs="Arial" w:eastAsia="Arial"/>
       <w:b w:val="0"/>
       <w:i/>
       <w:iCs/>
@@ -2734,7 +2734,7 @@
     <w:uiPriority w:val="11"/>
     <w:rsid w:val="00FC693F"/>
     <w:rPr>
-      <w:rFonts w:asciiTheme="majorHAnsi" w:eastAsiaTheme="majorEastAsia" w:hAnsiTheme="majorHAnsi" w:cstheme="majorBidi"/>
+      <w:rFonts w:ascii="Arial" w:hAnsi="Arial" w:cs="Arial" w:eastAsia="Arial"/>
       <w:i/>
       <w:iCs/>
       <w:color w:val="4F81BD" w:themeColor="accent1"/>
@@ -2863,7 +2863,7 @@
       <w:contextualSpacing/>
     </w:pPr>
     <w:rPr>
-      <w:rFonts w:ascii="Arial" w:hAnsi="Arial"/>
+      <w:rFonts w:ascii="Arial" w:hAnsi="Arial" w:cs="Arial" w:eastAsia="Arial"/>
       <w:b w:val="0"/>
       <w:color w:val="000000"/>
       <w:sz w:val="22"/>
@@ -2909,7 +2909,7 @@
       <w:contextualSpacing/>
     </w:pPr>
     <w:rPr>
-      <w:rFonts w:ascii="Arial" w:hAnsi="Arial"/>
+      <w:rFonts w:ascii="Arial" w:hAnsi="Arial" w:cs="Arial" w:eastAsia="Arial"/>
       <w:b w:val="0"/>
       <w:color w:val="000000"/>
       <w:sz w:val="22"/>
@@ -2995,7 +2995,7 @@
       </w:tabs>
     </w:pPr>
     <w:rPr>
-      <w:rFonts w:ascii="Courier" w:hAnsi="Courier"/>
+      <w:rFonts w:ascii="Arial" w:hAnsi="Arial" w:cs="Arial" w:eastAsia="Arial"/>
       <w:sz w:val="20"/>
       <w:szCs w:val="20"/>
     </w:rPr>
@@ -3007,7 +3007,7 @@
     <w:uiPriority w:val="99"/>
     <w:rsid w:val="0029639D"/>
     <w:rPr>
-      <w:rFonts w:ascii="Courier" w:hAnsi="Courier"/>
+      <w:rFonts w:ascii="Arial" w:hAnsi="Arial" w:cs="Arial" w:eastAsia="Arial"/>
       <w:sz w:val="20"/>
       <w:szCs w:val="20"/>
     </w:rPr>
@@ -3046,7 +3046,7 @@
     <w:semiHidden/>
     <w:rsid w:val="00FC693F"/>
     <w:rPr>
-      <w:rFonts w:asciiTheme="majorHAnsi" w:eastAsiaTheme="majorEastAsia" w:hAnsiTheme="majorHAnsi" w:cstheme="majorBidi"/>
+      <w:rFonts w:ascii="Arial" w:hAnsi="Arial" w:cs="Arial" w:eastAsia="Arial"/>
       <w:b/>
       <w:bCs/>
       <w:i/>
@@ -3062,7 +3062,7 @@
     <w:semiHidden/>
     <w:rsid w:val="00FC693F"/>
     <w:rPr>
-      <w:rFonts w:asciiTheme="majorHAnsi" w:eastAsiaTheme="majorEastAsia" w:hAnsiTheme="majorHAnsi" w:cstheme="majorBidi"/>
+      <w:rFonts w:ascii="Arial" w:hAnsi="Arial" w:cs="Arial" w:eastAsia="Arial"/>
       <w:color w:val="243F60" w:themeColor="accent1" w:themeShade="7F"/>
     </w:rPr>
   </w:style>
@@ -3074,7 +3074,7 @@
     <w:semiHidden/>
     <w:rsid w:val="00FC693F"/>
     <w:rPr>
-      <w:rFonts w:asciiTheme="majorHAnsi" w:eastAsiaTheme="majorEastAsia" w:hAnsiTheme="majorHAnsi" w:cstheme="majorBidi"/>
+      <w:rFonts w:ascii="Arial" w:hAnsi="Arial" w:cs="Arial" w:eastAsia="Arial"/>
       <w:i/>
       <w:iCs/>
       <w:color w:val="243F60" w:themeColor="accent1" w:themeShade="7F"/>
@@ -3088,7 +3088,7 @@
     <w:semiHidden/>
     <w:rsid w:val="00FC693F"/>
     <w:rPr>
-      <w:rFonts w:asciiTheme="majorHAnsi" w:eastAsiaTheme="majorEastAsia" w:hAnsiTheme="majorHAnsi" w:cstheme="majorBidi"/>
+      <w:rFonts w:ascii="Arial" w:hAnsi="Arial" w:cs="Arial" w:eastAsia="Arial"/>
       <w:i/>
       <w:iCs/>
       <w:color w:val="404040" w:themeColor="text1" w:themeTint="BF"/>
@@ -3102,7 +3102,7 @@
     <w:semiHidden/>
     <w:rsid w:val="00FC693F"/>
     <w:rPr>
-      <w:rFonts w:asciiTheme="majorHAnsi" w:eastAsiaTheme="majorEastAsia" w:hAnsiTheme="majorHAnsi" w:cstheme="majorBidi"/>
+      <w:rFonts w:ascii="Arial" w:hAnsi="Arial" w:cs="Arial" w:eastAsia="Arial"/>
       <w:color w:val="4F81BD" w:themeColor="accent1"/>
       <w:sz w:val="20"/>
       <w:szCs w:val="20"/>
@@ -3116,7 +3116,7 @@
     <w:semiHidden/>
     <w:rsid w:val="00FC693F"/>
     <w:rPr>
-      <w:rFonts w:asciiTheme="majorHAnsi" w:eastAsiaTheme="majorEastAsia" w:hAnsiTheme="majorHAnsi" w:cstheme="majorBidi"/>
+      <w:rFonts w:ascii="Arial" w:hAnsi="Arial" w:cs="Arial" w:eastAsia="Arial"/>
       <w:i/>
       <w:iCs/>
       <w:color w:val="404040" w:themeColor="text1" w:themeTint="BF"/>
@@ -4702,7 +4702,7 @@
         <w:spacing w:before="0" w:after="0" w:line="240" w:lineRule="auto"/>
       </w:pPr>
       <w:rPr>
-        <w:rFonts w:asciiTheme="majorHAnsi" w:eastAsiaTheme="majorEastAsia" w:hAnsiTheme="majorHAnsi" w:cstheme="majorBidi"/>
+        <w:rFonts w:ascii="Arial" w:hAnsi="Arial" w:cs="Arial" w:eastAsia="Arial"/>
         <w:b/>
         <w:bCs/>
       </w:rPr>
@@ -4723,7 +4723,7 @@
         <w:spacing w:before="0" w:after="0" w:line="240" w:lineRule="auto"/>
       </w:pPr>
       <w:rPr>
-        <w:rFonts w:asciiTheme="majorHAnsi" w:eastAsiaTheme="majorEastAsia" w:hAnsiTheme="majorHAnsi" w:cstheme="majorBidi"/>
+        <w:rFonts w:ascii="Arial" w:hAnsi="Arial" w:cs="Arial" w:eastAsia="Arial"/>
         <w:b/>
         <w:bCs/>
       </w:rPr>
@@ -4741,14 +4741,14 @@
     </w:tblStylePr>
     <w:tblStylePr w:type="firstCol">
       <w:rPr>
-        <w:rFonts w:asciiTheme="majorHAnsi" w:eastAsiaTheme="majorEastAsia" w:hAnsiTheme="majorHAnsi" w:cstheme="majorBidi"/>
+        <w:rFonts w:ascii="Arial" w:hAnsi="Arial" w:cs="Arial" w:eastAsia="Arial"/>
         <w:b/>
         <w:bCs/>
       </w:rPr>
     </w:tblStylePr>
     <w:tblStylePr w:type="lastCol">
       <w:rPr>
-        <w:rFonts w:asciiTheme="majorHAnsi" w:eastAsiaTheme="majorEastAsia" w:hAnsiTheme="majorHAnsi" w:cstheme="majorBidi"/>
+        <w:rFonts w:ascii="Arial" w:hAnsi="Arial" w:cs="Arial" w:eastAsia="Arial"/>
         <w:b/>
         <w:bCs/>
       </w:rPr>
@@ -4832,7 +4832,7 @@
         <w:spacing w:before="0" w:after="0" w:line="240" w:lineRule="auto"/>
       </w:pPr>
       <w:rPr>
-        <w:rFonts w:asciiTheme="majorHAnsi" w:eastAsiaTheme="majorEastAsia" w:hAnsiTheme="majorHAnsi" w:cstheme="majorBidi"/>
+        <w:rFonts w:ascii="Arial" w:hAnsi="Arial" w:cs="Arial" w:eastAsia="Arial"/>
         <w:b/>
         <w:bCs/>
       </w:rPr>
@@ -4853,7 +4853,7 @@
         <w:spacing w:before="0" w:after="0" w:line="240" w:lineRule="auto"/>
       </w:pPr>
       <w:rPr>
-        <w:rFonts w:asciiTheme="majorHAnsi" w:eastAsiaTheme="majorEastAsia" w:hAnsiTheme="majorHAnsi" w:cstheme="majorBidi"/>
+        <w:rFonts w:ascii="Arial" w:hAnsi="Arial" w:cs="Arial" w:eastAsia="Arial"/>
         <w:b/>
         <w:bCs/>
       </w:rPr>
@@ -4871,14 +4871,14 @@
     </w:tblStylePr>
     <w:tblStylePr w:type="firstCol">
       <w:rPr>
-        <w:rFonts w:asciiTheme="majorHAnsi" w:eastAsiaTheme="majorEastAsia" w:hAnsiTheme="majorHAnsi" w:cstheme="majorBidi"/>
+        <w:rFonts w:ascii="Arial" w:hAnsi="Arial" w:cs="Arial" w:eastAsia="Arial"/>
         <w:b/>
         <w:bCs/>
       </w:rPr>
     </w:tblStylePr>
     <w:tblStylePr w:type="lastCol">
       <w:rPr>
-        <w:rFonts w:asciiTheme="majorHAnsi" w:eastAsiaTheme="majorEastAsia" w:hAnsiTheme="majorHAnsi" w:cstheme="majorBidi"/>
+        <w:rFonts w:ascii="Arial" w:hAnsi="Arial" w:cs="Arial" w:eastAsia="Arial"/>
         <w:b/>
         <w:bCs/>
       </w:rPr>
@@ -4962,7 +4962,7 @@
         <w:spacing w:before="0" w:after="0" w:line="240" w:lineRule="auto"/>
       </w:pPr>
       <w:rPr>
-        <w:rFonts w:asciiTheme="majorHAnsi" w:eastAsiaTheme="majorEastAsia" w:hAnsiTheme="majorHAnsi" w:cstheme="majorBidi"/>
+        <w:rFonts w:ascii="Arial" w:hAnsi="Arial" w:cs="Arial" w:eastAsia="Arial"/>
         <w:b/>
         <w:bCs/>
       </w:rPr>
@@ -4983,7 +4983,7 @@
         <w:spacing w:before="0" w:after="0" w:line="240" w:lineRule="auto"/>
       </w:pPr>
       <w:rPr>
-        <w:rFonts w:asciiTheme="majorHAnsi" w:eastAsiaTheme="majorEastAsia" w:hAnsiTheme="majorHAnsi" w:cstheme="majorBidi"/>
+        <w:rFonts w:ascii="Arial" w:hAnsi="Arial" w:cs="Arial" w:eastAsia="Arial"/>
         <w:b/>
         <w:bCs/>
       </w:rPr>
@@ -5001,14 +5001,14 @@
     </w:tblStylePr>
     <w:tblStylePr w:type="firstCol">
       <w:rPr>
-        <w:rFonts w:asciiTheme="majorHAnsi" w:eastAsiaTheme="majorEastAsia" w:hAnsiTheme="majorHAnsi" w:cstheme="majorBidi"/>
+        <w:rFonts w:ascii="Arial" w:hAnsi="Arial" w:cs="Arial" w:eastAsia="Arial"/>
         <w:b/>
         <w:bCs/>
       </w:rPr>
     </w:tblStylePr>
     <w:tblStylePr w:type="lastCol">
       <w:rPr>
-        <w:rFonts w:asciiTheme="majorHAnsi" w:eastAsiaTheme="majorEastAsia" w:hAnsiTheme="majorHAnsi" w:cstheme="majorBidi"/>
+        <w:rFonts w:ascii="Arial" w:hAnsi="Arial" w:cs="Arial" w:eastAsia="Arial"/>
         <w:b/>
         <w:bCs/>
       </w:rPr>
@@ -5092,7 +5092,7 @@
         <w:spacing w:before="0" w:after="0" w:line="240" w:lineRule="auto"/>
       </w:pPr>
       <w:rPr>
-        <w:rFonts w:asciiTheme="majorHAnsi" w:eastAsiaTheme="majorEastAsia" w:hAnsiTheme="majorHAnsi" w:cstheme="majorBidi"/>
+        <w:rFonts w:ascii="Arial" w:hAnsi="Arial" w:cs="Arial" w:eastAsia="Arial"/>
         <w:b/>
         <w:bCs/>
       </w:rPr>
@@ -5113,7 +5113,7 @@
         <w:spacing w:before="0" w:after="0" w:line="240" w:lineRule="auto"/>
       </w:pPr>
       <w:rPr>
-        <w:rFonts w:asciiTheme="majorHAnsi" w:eastAsiaTheme="majorEastAsia" w:hAnsiTheme="majorHAnsi" w:cstheme="majorBidi"/>
+        <w:rFonts w:ascii="Arial" w:hAnsi="Arial" w:cs="Arial" w:eastAsia="Arial"/>
         <w:b/>
         <w:bCs/>
       </w:rPr>
@@ -5131,14 +5131,14 @@
     </w:tblStylePr>
     <w:tblStylePr w:type="firstCol">
       <w:rPr>
-        <w:rFonts w:asciiTheme="majorHAnsi" w:eastAsiaTheme="majorEastAsia" w:hAnsiTheme="majorHAnsi" w:cstheme="majorBidi"/>
+        <w:rFonts w:ascii="Arial" w:hAnsi="Arial" w:cs="Arial" w:eastAsia="Arial"/>
         <w:b/>
         <w:bCs/>
       </w:rPr>
     </w:tblStylePr>
     <w:tblStylePr w:type="lastCol">
       <w:rPr>
-        <w:rFonts w:asciiTheme="majorHAnsi" w:eastAsiaTheme="majorEastAsia" w:hAnsiTheme="majorHAnsi" w:cstheme="majorBidi"/>
+        <w:rFonts w:ascii="Arial" w:hAnsi="Arial" w:cs="Arial" w:eastAsia="Arial"/>
         <w:b/>
         <w:bCs/>
       </w:rPr>
@@ -5222,7 +5222,7 @@
         <w:spacing w:before="0" w:after="0" w:line="240" w:lineRule="auto"/>
       </w:pPr>
       <w:rPr>
-        <w:rFonts w:asciiTheme="majorHAnsi" w:eastAsiaTheme="majorEastAsia" w:hAnsiTheme="majorHAnsi" w:cstheme="majorBidi"/>
+        <w:rFonts w:ascii="Arial" w:hAnsi="Arial" w:cs="Arial" w:eastAsia="Arial"/>
         <w:b/>
         <w:bCs/>
       </w:rPr>
@@ -5243,7 +5243,7 @@
         <w:spacing w:before="0" w:after="0" w:line="240" w:lineRule="auto"/>
       </w:pPr>
       <w:rPr>
-        <w:rFonts w:asciiTheme="majorHAnsi" w:eastAsiaTheme="majorEastAsia" w:hAnsiTheme="majorHAnsi" w:cstheme="majorBidi"/>
+        <w:rFonts w:ascii="Arial" w:hAnsi="Arial" w:cs="Arial" w:eastAsia="Arial"/>
         <w:b/>
         <w:bCs/>
       </w:rPr>
@@ -5261,14 +5261,14 @@
     </w:tblStylePr>
     <w:tblStylePr w:type="firstCol">
       <w:rPr>
-        <w:rFonts w:asciiTheme="majorHAnsi" w:eastAsiaTheme="majorEastAsia" w:hAnsiTheme="majorHAnsi" w:cstheme="majorBidi"/>
+        <w:rFonts w:ascii="Arial" w:hAnsi="Arial" w:cs="Arial" w:eastAsia="Arial"/>
         <w:b/>
         <w:bCs/>
       </w:rPr>
     </w:tblStylePr>
     <w:tblStylePr w:type="lastCol">
       <w:rPr>
-        <w:rFonts w:asciiTheme="majorHAnsi" w:eastAsiaTheme="majorEastAsia" w:hAnsiTheme="majorHAnsi" w:cstheme="majorBidi"/>
+        <w:rFonts w:ascii="Arial" w:hAnsi="Arial" w:cs="Arial" w:eastAsia="Arial"/>
         <w:b/>
         <w:bCs/>
       </w:rPr>
@@ -5352,7 +5352,7 @@
         <w:spacing w:before="0" w:after="0" w:line="240" w:lineRule="auto"/>
       </w:pPr>
       <w:rPr>
-        <w:rFonts w:asciiTheme="majorHAnsi" w:eastAsiaTheme="majorEastAsia" w:hAnsiTheme="majorHAnsi" w:cstheme="majorBidi"/>
+        <w:rFonts w:ascii="Arial" w:hAnsi="Arial" w:cs="Arial" w:eastAsia="Arial"/>
         <w:b/>
         <w:bCs/>
       </w:rPr>
@@ -5373,7 +5373,7 @@
         <w:spacing w:before="0" w:after="0" w:line="240" w:lineRule="auto"/>
       </w:pPr>
       <w:rPr>
-        <w:rFonts w:asciiTheme="majorHAnsi" w:eastAsiaTheme="majorEastAsia" w:hAnsiTheme="majorHAnsi" w:cstheme="majorBidi"/>
+        <w:rFonts w:ascii="Arial" w:hAnsi="Arial" w:cs="Arial" w:eastAsia="Arial"/>
         <w:b/>
         <w:bCs/>
       </w:rPr>
@@ -5391,14 +5391,14 @@
     </w:tblStylePr>
     <w:tblStylePr w:type="firstCol">
       <w:rPr>
-        <w:rFonts w:asciiTheme="majorHAnsi" w:eastAsiaTheme="majorEastAsia" w:hAnsiTheme="majorHAnsi" w:cstheme="majorBidi"/>
+        <w:rFonts w:ascii="Arial" w:hAnsi="Arial" w:cs="Arial" w:eastAsia="Arial"/>
         <w:b/>
         <w:bCs/>
       </w:rPr>
     </w:tblStylePr>
     <w:tblStylePr w:type="lastCol">
       <w:rPr>
-        <w:rFonts w:asciiTheme="majorHAnsi" w:eastAsiaTheme="majorEastAsia" w:hAnsiTheme="majorHAnsi" w:cstheme="majorBidi"/>
+        <w:rFonts w:ascii="Arial" w:hAnsi="Arial" w:cs="Arial" w:eastAsia="Arial"/>
         <w:b/>
         <w:bCs/>
       </w:rPr>
@@ -5482,7 +5482,7 @@
         <w:spacing w:before="0" w:after="0" w:line="240" w:lineRule="auto"/>
       </w:pPr>
       <w:rPr>
-        <w:rFonts w:asciiTheme="majorHAnsi" w:eastAsiaTheme="majorEastAsia" w:hAnsiTheme="majorHAnsi" w:cstheme="majorBidi"/>
+        <w:rFonts w:ascii="Arial" w:hAnsi="Arial" w:cs="Arial" w:eastAsia="Arial"/>
         <w:b/>
         <w:bCs/>
       </w:rPr>
@@ -5503,7 +5503,7 @@
         <w:spacing w:before="0" w:after="0" w:line="240" w:lineRule="auto"/>
       </w:pPr>
       <w:rPr>
-        <w:rFonts w:asciiTheme="majorHAnsi" w:eastAsiaTheme="majorEastAsia" w:hAnsiTheme="majorHAnsi" w:cstheme="majorBidi"/>
+        <w:rFonts w:ascii="Arial" w:hAnsi="Arial" w:cs="Arial" w:eastAsia="Arial"/>
         <w:b/>
         <w:bCs/>
       </w:rPr>
@@ -5521,14 +5521,14 @@
     </w:tblStylePr>
     <w:tblStylePr w:type="firstCol">
       <w:rPr>
-        <w:rFonts w:asciiTheme="majorHAnsi" w:eastAsiaTheme="majorEastAsia" w:hAnsiTheme="majorHAnsi" w:cstheme="majorBidi"/>
+        <w:rFonts w:ascii="Arial" w:hAnsi="Arial" w:cs="Arial" w:eastAsia="Arial"/>
         <w:b/>
         <w:bCs/>
       </w:rPr>
     </w:tblStylePr>
     <w:tblStylePr w:type="lastCol">
       <w:rPr>
-        <w:rFonts w:asciiTheme="majorHAnsi" w:eastAsiaTheme="majorEastAsia" w:hAnsiTheme="majorHAnsi" w:cstheme="majorBidi"/>
+        <w:rFonts w:ascii="Arial" w:hAnsi="Arial" w:cs="Arial" w:eastAsia="Arial"/>
         <w:b/>
         <w:bCs/>
       </w:rPr>
@@ -7393,7 +7393,7 @@
     </w:tblPr>
     <w:tblStylePr w:type="firstRow">
       <w:rPr>
-        <w:rFonts w:asciiTheme="majorHAnsi" w:eastAsiaTheme="majorEastAsia" w:hAnsiTheme="majorHAnsi" w:cstheme="majorBidi"/>
+        <w:rFonts w:ascii="Arial" w:hAnsi="Arial" w:cs="Arial" w:eastAsia="Arial"/>
       </w:rPr>
       <w:tblPr/>
       <w:tcPr>
@@ -7477,7 +7477,7 @@
     </w:tblPr>
     <w:tblStylePr w:type="firstRow">
       <w:rPr>
-        <w:rFonts w:asciiTheme="majorHAnsi" w:eastAsiaTheme="majorEastAsia" w:hAnsiTheme="majorHAnsi" w:cstheme="majorBidi"/>
+        <w:rFonts w:ascii="Arial" w:hAnsi="Arial" w:cs="Arial" w:eastAsia="Arial"/>
       </w:rPr>
       <w:tblPr/>
       <w:tcPr>
@@ -7561,7 +7561,7 @@
     </w:tblPr>
     <w:tblStylePr w:type="firstRow">
       <w:rPr>
-        <w:rFonts w:asciiTheme="majorHAnsi" w:eastAsiaTheme="majorEastAsia" w:hAnsiTheme="majorHAnsi" w:cstheme="majorBidi"/>
+        <w:rFonts w:ascii="Arial" w:hAnsi="Arial" w:cs="Arial" w:eastAsia="Arial"/>
       </w:rPr>
       <w:tblPr/>
       <w:tcPr>
@@ -7645,7 +7645,7 @@
     </w:tblPr>
     <w:tblStylePr w:type="firstRow">
       <w:rPr>
-        <w:rFonts w:asciiTheme="majorHAnsi" w:eastAsiaTheme="majorEastAsia" w:hAnsiTheme="majorHAnsi" w:cstheme="majorBidi"/>
+        <w:rFonts w:ascii="Arial" w:hAnsi="Arial" w:cs="Arial" w:eastAsia="Arial"/>
       </w:rPr>
       <w:tblPr/>
       <w:tcPr>
@@ -7729,7 +7729,7 @@
     </w:tblPr>
     <w:tblStylePr w:type="firstRow">
       <w:rPr>
-        <w:rFonts w:asciiTheme="majorHAnsi" w:eastAsiaTheme="majorEastAsia" w:hAnsiTheme="majorHAnsi" w:cstheme="majorBidi"/>
+        <w:rFonts w:ascii="Arial" w:hAnsi="Arial" w:cs="Arial" w:eastAsia="Arial"/>
       </w:rPr>
       <w:tblPr/>
       <w:tcPr>
@@ -7813,7 +7813,7 @@
     </w:tblPr>
     <w:tblStylePr w:type="firstRow">
       <w:rPr>
-        <w:rFonts w:asciiTheme="majorHAnsi" w:eastAsiaTheme="majorEastAsia" w:hAnsiTheme="majorHAnsi" w:cstheme="majorBidi"/>
+        <w:rFonts w:ascii="Arial" w:hAnsi="Arial" w:cs="Arial" w:eastAsia="Arial"/>
       </w:rPr>
       <w:tblPr/>
       <w:tcPr>
@@ -7897,7 +7897,7 @@
     </w:tblPr>
     <w:tblStylePr w:type="firstRow">
       <w:rPr>
-        <w:rFonts w:asciiTheme="majorHAnsi" w:eastAsiaTheme="majorEastAsia" w:hAnsiTheme="majorHAnsi" w:cstheme="majorBidi"/>
+        <w:rFonts w:ascii="Arial" w:hAnsi="Arial" w:cs="Arial" w:eastAsia="Arial"/>
       </w:rPr>
       <w:tblPr/>
       <w:tcPr>
@@ -7962,7 +7962,7 @@
       <w:spacing w:after="0" w:line="240" w:lineRule="auto"/>
     </w:pPr>
     <w:rPr>
-      <w:rFonts w:asciiTheme="majorHAnsi" w:eastAsiaTheme="majorEastAsia" w:hAnsiTheme="majorHAnsi" w:cstheme="majorBidi"/>
+      <w:rFonts w:ascii="Arial" w:hAnsi="Arial" w:cs="Arial" w:eastAsia="Arial"/>
       <w:color w:val="000000" w:themeColor="text1"/>
     </w:rPr>
     <w:tblPr>
@@ -8090,7 +8090,7 @@
       <w:spacing w:after="0" w:line="240" w:lineRule="auto"/>
     </w:pPr>
     <w:rPr>
-      <w:rFonts w:asciiTheme="majorHAnsi" w:eastAsiaTheme="majorEastAsia" w:hAnsiTheme="majorHAnsi" w:cstheme="majorBidi"/>
+      <w:rFonts w:ascii="Arial" w:hAnsi="Arial" w:cs="Arial" w:eastAsia="Arial"/>
       <w:color w:val="000000" w:themeColor="text1"/>
     </w:rPr>
     <w:tblPr>
@@ -8218,7 +8218,7 @@
       <w:spacing w:after="0" w:line="240" w:lineRule="auto"/>
     </w:pPr>
     <w:rPr>
-      <w:rFonts w:asciiTheme="majorHAnsi" w:eastAsiaTheme="majorEastAsia" w:hAnsiTheme="majorHAnsi" w:cstheme="majorBidi"/>
+      <w:rFonts w:ascii="Arial" w:hAnsi="Arial" w:cs="Arial" w:eastAsia="Arial"/>
       <w:color w:val="000000" w:themeColor="text1"/>
     </w:rPr>
     <w:tblPr>
@@ -8346,7 +8346,7 @@
       <w:spacing w:after="0" w:line="240" w:lineRule="auto"/>
     </w:pPr>
     <w:rPr>
-      <w:rFonts w:asciiTheme="majorHAnsi" w:eastAsiaTheme="majorEastAsia" w:hAnsiTheme="majorHAnsi" w:cstheme="majorBidi"/>
+      <w:rFonts w:ascii="Arial" w:hAnsi="Arial" w:cs="Arial" w:eastAsia="Arial"/>
       <w:color w:val="000000" w:themeColor="text1"/>
     </w:rPr>
     <w:tblPr>
@@ -8474,7 +8474,7 @@
       <w:spacing w:after="0" w:line="240" w:lineRule="auto"/>
     </w:pPr>
     <w:rPr>
-      <w:rFonts w:asciiTheme="majorHAnsi" w:eastAsiaTheme="majorEastAsia" w:hAnsiTheme="majorHAnsi" w:cstheme="majorBidi"/>
+      <w:rFonts w:ascii="Arial" w:hAnsi="Arial" w:cs="Arial" w:eastAsia="Arial"/>
       <w:color w:val="000000" w:themeColor="text1"/>
     </w:rPr>
     <w:tblPr>
@@ -8602,7 +8602,7 @@
       <w:spacing w:after="0" w:line="240" w:lineRule="auto"/>
     </w:pPr>
     <w:rPr>
-      <w:rFonts w:asciiTheme="majorHAnsi" w:eastAsiaTheme="majorEastAsia" w:hAnsiTheme="majorHAnsi" w:cstheme="majorBidi"/>
+      <w:rFonts w:ascii="Arial" w:hAnsi="Arial" w:cs="Arial" w:eastAsia="Arial"/>
       <w:color w:val="000000" w:themeColor="text1"/>
     </w:rPr>
     <w:tblPr>
@@ -8730,7 +8730,7 @@
       <w:spacing w:after="0" w:line="240" w:lineRule="auto"/>
     </w:pPr>
     <w:rPr>
-      <w:rFonts w:asciiTheme="majorHAnsi" w:eastAsiaTheme="majorEastAsia" w:hAnsiTheme="majorHAnsi" w:cstheme="majorBidi"/>
+      <w:rFonts w:ascii="Arial" w:hAnsi="Arial" w:cs="Arial" w:eastAsia="Arial"/>
       <w:color w:val="000000" w:themeColor="text1"/>
     </w:rPr>
     <w:tblPr>
@@ -9369,7 +9369,7 @@
       <w:spacing w:after="0" w:line="240" w:lineRule="auto"/>
     </w:pPr>
     <w:rPr>
-      <w:rFonts w:asciiTheme="majorHAnsi" w:eastAsiaTheme="majorEastAsia" w:hAnsiTheme="majorHAnsi" w:cstheme="majorBidi"/>
+      <w:rFonts w:ascii="Arial" w:hAnsi="Arial" w:cs="Arial" w:eastAsia="Arial"/>
       <w:color w:val="000000" w:themeColor="text1"/>
     </w:rPr>
     <w:tblPr>
@@ -9494,7 +9494,7 @@
       <w:spacing w:after="0" w:line="240" w:lineRule="auto"/>
     </w:pPr>
     <w:rPr>
-      <w:rFonts w:asciiTheme="majorHAnsi" w:eastAsiaTheme="majorEastAsia" w:hAnsiTheme="majorHAnsi" w:cstheme="majorBidi"/>
+      <w:rFonts w:ascii="Arial" w:hAnsi="Arial" w:cs="Arial" w:eastAsia="Arial"/>
       <w:color w:val="000000" w:themeColor="text1"/>
     </w:rPr>
     <w:tblPr>
@@ -9619,7 +9619,7 @@
       <w:spacing w:after="0" w:line="240" w:lineRule="auto"/>
     </w:pPr>
     <w:rPr>
-      <w:rFonts w:asciiTheme="majorHAnsi" w:eastAsiaTheme="majorEastAsia" w:hAnsiTheme="majorHAnsi" w:cstheme="majorBidi"/>
+      <w:rFonts w:ascii="Arial" w:hAnsi="Arial" w:cs="Arial" w:eastAsia="Arial"/>
       <w:color w:val="000000" w:themeColor="text1"/>
     </w:rPr>
     <w:tblPr>
@@ -9744,7 +9744,7 @@
       <w:spacing w:after="0" w:line="240" w:lineRule="auto"/>
     </w:pPr>
     <w:rPr>
-      <w:rFonts w:asciiTheme="majorHAnsi" w:eastAsiaTheme="majorEastAsia" w:hAnsiTheme="majorHAnsi" w:cstheme="majorBidi"/>
+      <w:rFonts w:ascii="Arial" w:hAnsi="Arial" w:cs="Arial" w:eastAsia="Arial"/>
       <w:color w:val="000000" w:themeColor="text1"/>
     </w:rPr>
     <w:tblPr>
@@ -9869,7 +9869,7 @@
       <w:spacing w:after="0" w:line="240" w:lineRule="auto"/>
     </w:pPr>
     <w:rPr>
-      <w:rFonts w:asciiTheme="majorHAnsi" w:eastAsiaTheme="majorEastAsia" w:hAnsiTheme="majorHAnsi" w:cstheme="majorBidi"/>
+      <w:rFonts w:ascii="Arial" w:hAnsi="Arial" w:cs="Arial" w:eastAsia="Arial"/>
       <w:color w:val="000000" w:themeColor="text1"/>
     </w:rPr>
     <w:tblPr>
@@ -9994,7 +9994,7 @@
       <w:spacing w:after="0" w:line="240" w:lineRule="auto"/>
     </w:pPr>
     <w:rPr>
-      <w:rFonts w:asciiTheme="majorHAnsi" w:eastAsiaTheme="majorEastAsia" w:hAnsiTheme="majorHAnsi" w:cstheme="majorBidi"/>
+      <w:rFonts w:ascii="Arial" w:hAnsi="Arial" w:cs="Arial" w:eastAsia="Arial"/>
       <w:color w:val="000000" w:themeColor="text1"/>
     </w:rPr>
     <w:tblPr>
@@ -10119,7 +10119,7 @@
       <w:spacing w:after="0" w:line="240" w:lineRule="auto"/>
     </w:pPr>
     <w:rPr>
-      <w:rFonts w:asciiTheme="majorHAnsi" w:eastAsiaTheme="majorEastAsia" w:hAnsiTheme="majorHAnsi" w:cstheme="majorBidi"/>
+      <w:rFonts w:ascii="Arial" w:hAnsi="Arial" w:cs="Arial" w:eastAsia="Arial"/>
       <w:color w:val="000000" w:themeColor="text1"/>
     </w:rPr>
     <w:tblPr>
@@ -14034,7 +14034,7 @@
   <w:docDefaults>
     <w:rPrDefault>
       <w:rPr>
-        <w:rFonts w:asciiTheme="minorHAnsi" w:eastAsiaTheme="minorEastAsia" w:hAnsiTheme="minorHAnsi" w:cstheme="minorBidi"/>
+        <w:rFonts w:ascii="Arial" w:hAnsi="Arial" w:cs="Arial" w:eastAsia="Arial"/>
         <w:sz w:val="22"/>
         <w:szCs w:val="22"/>
         <w:lang w:val="en-US" w:eastAsia="en-US" w:bidi="ar-SA"/>
@@ -14205,7 +14205,7 @@
       <w:outlineLvl w:val="0"/>
     </w:pPr>
     <w:rPr>
-      <w:rFonts w:asciiTheme="majorHAnsi" w:eastAsiaTheme="majorEastAsia" w:hAnsiTheme="majorHAnsi" w:cstheme="majorBidi"/>
+      <w:rFonts w:ascii="Arial" w:hAnsi="Arial" w:cs="Arial" w:eastAsia="Arial"/>
       <w:b/>
       <w:bCs/>
       <w:color w:val="365F91" w:themeColor="accent1" w:themeShade="BF"/>
@@ -14229,7 +14229,7 @@
       <w:outlineLvl w:val="1"/>
     </w:pPr>
     <w:rPr>
-      <w:rFonts w:asciiTheme="majorHAnsi" w:eastAsiaTheme="majorEastAsia" w:hAnsiTheme="majorHAnsi" w:cstheme="majorBidi"/>
+      <w:rFonts w:ascii="Arial" w:hAnsi="Arial" w:cs="Arial" w:eastAsia="Arial"/>
       <w:b/>
       <w:bCs/>
       <w:color w:val="4F81BD" w:themeColor="accent1"/>
@@ -14253,7 +14253,7 @@
       <w:outlineLvl w:val="2"/>
     </w:pPr>
     <w:rPr>
-      <w:rFonts w:asciiTheme="majorHAnsi" w:eastAsiaTheme="majorEastAsia" w:hAnsiTheme="majorHAnsi" w:cstheme="majorBidi"/>
+      <w:rFonts w:ascii="Arial" w:hAnsi="Arial" w:cs="Arial" w:eastAsia="Arial"/>
       <w:b/>
       <w:bCs/>
       <w:color w:val="4F81BD" w:themeColor="accent1"/>
@@ -14276,7 +14276,7 @@
       <w:outlineLvl w:val="3"/>
     </w:pPr>
     <w:rPr>
-      <w:rFonts w:asciiTheme="majorHAnsi" w:eastAsiaTheme="majorEastAsia" w:hAnsiTheme="majorHAnsi" w:cstheme="majorBidi"/>
+      <w:rFonts w:ascii="Arial" w:hAnsi="Arial" w:cs="Arial" w:eastAsia="Arial"/>
       <w:b/>
       <w:bCs/>
       <w:i/>
@@ -14301,7 +14301,7 @@
       <w:outlineLvl w:val="4"/>
     </w:pPr>
     <w:rPr>
-      <w:rFonts w:asciiTheme="majorHAnsi" w:eastAsiaTheme="majorEastAsia" w:hAnsiTheme="majorHAnsi" w:cstheme="majorBidi"/>
+      <w:rFonts w:ascii="Arial" w:hAnsi="Arial" w:cs="Arial" w:eastAsia="Arial"/>
       <w:color w:val="243F60" w:themeColor="accent1" w:themeShade="7F"/>
     </w:rPr>
   </w:style>
@@ -14322,7 +14322,7 @@
       <w:outlineLvl w:val="5"/>
     </w:pPr>
     <w:rPr>
-      <w:rFonts w:asciiTheme="majorHAnsi" w:eastAsiaTheme="majorEastAsia" w:hAnsiTheme="majorHAnsi" w:cstheme="majorBidi"/>
+      <w:rFonts w:ascii="Arial" w:hAnsi="Arial" w:cs="Arial" w:eastAsia="Arial"/>
       <w:i/>
       <w:iCs/>
       <w:color w:val="243F60" w:themeColor="accent1" w:themeShade="7F"/>
@@ -14345,7 +14345,7 @@
       <w:outlineLvl w:val="6"/>
     </w:pPr>
     <w:rPr>
-      <w:rFonts w:asciiTheme="majorHAnsi" w:eastAsiaTheme="majorEastAsia" w:hAnsiTheme="majorHAnsi" w:cstheme="majorBidi"/>
+      <w:rFonts w:ascii="Arial" w:hAnsi="Arial" w:cs="Arial" w:eastAsia="Arial"/>
       <w:i/>
       <w:iCs/>
       <w:color w:val="404040" w:themeColor="text1" w:themeTint="BF"/>
@@ -14368,7 +14368,7 @@
       <w:outlineLvl w:val="7"/>
     </w:pPr>
     <w:rPr>
-      <w:rFonts w:asciiTheme="majorHAnsi" w:eastAsiaTheme="majorEastAsia" w:hAnsiTheme="majorHAnsi" w:cstheme="majorBidi"/>
+      <w:rFonts w:ascii="Arial" w:hAnsi="Arial" w:cs="Arial" w:eastAsia="Arial"/>
       <w:color w:val="4F81BD" w:themeColor="accent1"/>
       <w:sz w:val="20"/>
       <w:szCs w:val="20"/>
@@ -14391,7 +14391,7 @@
       <w:outlineLvl w:val="8"/>
     </w:pPr>
     <w:rPr>
-      <w:rFonts w:asciiTheme="majorHAnsi" w:eastAsiaTheme="majorEastAsia" w:hAnsiTheme="majorHAnsi" w:cstheme="majorBidi"/>
+      <w:rFonts w:ascii="Arial" w:hAnsi="Arial" w:cs="Arial" w:eastAsia="Arial"/>
       <w:i/>
       <w:iCs/>
       <w:color w:val="404040" w:themeColor="text1" w:themeTint="BF"/>
@@ -14442,7 +14442,7 @@
     <w:uiPriority w:val="9"/>
     <w:rsid w:val="00FC693F"/>
     <w:rPr>
-      <w:rFonts w:asciiTheme="majorHAnsi" w:eastAsiaTheme="majorEastAsia" w:hAnsiTheme="majorHAnsi" w:cstheme="majorBidi"/>
+      <w:rFonts w:ascii="Arial" w:hAnsi="Arial" w:cs="Arial" w:eastAsia="Arial"/>
       <w:b/>
       <w:bCs/>
       <w:color w:val="365F91" w:themeColor="accent1" w:themeShade="BF"/>
@@ -14457,7 +14457,7 @@
     <w:uiPriority w:val="9"/>
     <w:rsid w:val="00FC693F"/>
     <w:rPr>
-      <w:rFonts w:asciiTheme="majorHAnsi" w:eastAsiaTheme="majorEastAsia" w:hAnsiTheme="majorHAnsi" w:cstheme="majorBidi"/>
+      <w:rFonts w:ascii="Arial" w:hAnsi="Arial" w:cs="Arial" w:eastAsia="Arial"/>
       <w:b/>
       <w:bCs/>
       <w:color w:val="4F81BD" w:themeColor="accent1"/>
@@ -14472,7 +14472,7 @@
     <w:uiPriority w:val="9"/>
     <w:rsid w:val="00FC693F"/>
     <w:rPr>
-      <w:rFonts w:asciiTheme="majorHAnsi" w:eastAsiaTheme="majorEastAsia" w:hAnsiTheme="majorHAnsi" w:cstheme="majorBidi"/>
+      <w:rFonts w:ascii="Arial" w:hAnsi="Arial" w:cs="Arial" w:eastAsia="Arial"/>
       <w:b/>
       <w:bCs/>
       <w:color w:val="4F81BD" w:themeColor="accent1"/>
@@ -14494,7 +14494,7 @@
       <w:contextualSpacing/>
     </w:pPr>
     <w:rPr>
-      <w:rFonts w:asciiTheme="majorHAnsi" w:eastAsiaTheme="majorEastAsia" w:hAnsiTheme="majorHAnsi" w:cstheme="majorBidi"/>
+      <w:rFonts w:ascii="Arial" w:hAnsi="Arial" w:cs="Arial" w:eastAsia="Arial"/>
       <w:color w:val="17365D" w:themeColor="text2" w:themeShade="BF"/>
       <w:spacing w:val="5"/>
       <w:kern w:val="28"/>
@@ -14509,7 +14509,7 @@
     <w:uiPriority w:val="10"/>
     <w:rsid w:val="00FC693F"/>
     <w:rPr>
-      <w:rFonts w:asciiTheme="majorHAnsi" w:eastAsiaTheme="majorEastAsia" w:hAnsiTheme="majorHAnsi" w:cstheme="majorBidi"/>
+      <w:rFonts w:ascii="Arial" w:hAnsi="Arial" w:cs="Arial" w:eastAsia="Arial"/>
       <w:color w:val="17365D" w:themeColor="text2" w:themeShade="BF"/>
       <w:spacing w:val="5"/>
       <w:kern w:val="28"/>
@@ -14531,7 +14531,7 @@
       </w:numPr>
     </w:pPr>
     <w:rPr>
-      <w:rFonts w:asciiTheme="majorHAnsi" w:eastAsiaTheme="majorEastAsia" w:hAnsiTheme="majorHAnsi" w:cstheme="majorBidi"/>
+      <w:rFonts w:ascii="Arial" w:hAnsi="Arial" w:cs="Arial" w:eastAsia="Arial"/>
       <w:i/>
       <w:iCs/>
       <w:color w:val="4F81BD" w:themeColor="accent1"/>
@@ -14547,7 +14547,7 @@
     <w:uiPriority w:val="11"/>
     <w:rsid w:val="00FC693F"/>
     <w:rPr>
-      <w:rFonts w:asciiTheme="majorHAnsi" w:eastAsiaTheme="majorEastAsia" w:hAnsiTheme="majorHAnsi" w:cstheme="majorBidi"/>
+      <w:rFonts w:ascii="Arial" w:hAnsi="Arial" w:cs="Arial" w:eastAsia="Arial"/>
       <w:i/>
       <w:iCs/>
       <w:color w:val="4F81BD" w:themeColor="accent1"/>
@@ -14794,7 +14794,7 @@
       </w:tabs>
     </w:pPr>
     <w:rPr>
-      <w:rFonts w:ascii="Courier" w:hAnsi="Courier"/>
+      <w:rFonts w:ascii="Arial" w:hAnsi="Arial" w:cs="Arial" w:eastAsia="Arial"/>
       <w:sz w:val="20"/>
       <w:szCs w:val="20"/>
     </w:rPr>
@@ -14806,7 +14806,7 @@
     <w:uiPriority w:val="99"/>
     <w:rsid w:val="0029639D"/>
     <w:rPr>
-      <w:rFonts w:ascii="Courier" w:hAnsi="Courier"/>
+      <w:rFonts w:ascii="Arial" w:hAnsi="Arial" w:cs="Arial" w:eastAsia="Arial"/>
       <w:sz w:val="20"/>
       <w:szCs w:val="20"/>
     </w:rPr>
@@ -14845,7 +14845,7 @@
     <w:semiHidden/>
     <w:rsid w:val="00FC693F"/>
     <w:rPr>
-      <w:rFonts w:asciiTheme="majorHAnsi" w:eastAsiaTheme="majorEastAsia" w:hAnsiTheme="majorHAnsi" w:cstheme="majorBidi"/>
+      <w:rFonts w:ascii="Arial" w:hAnsi="Arial" w:cs="Arial" w:eastAsia="Arial"/>
       <w:b/>
       <w:bCs/>
       <w:i/>
@@ -14861,7 +14861,7 @@
     <w:semiHidden/>
     <w:rsid w:val="00FC693F"/>
     <w:rPr>
-      <w:rFonts w:asciiTheme="majorHAnsi" w:eastAsiaTheme="majorEastAsia" w:hAnsiTheme="majorHAnsi" w:cstheme="majorBidi"/>
+      <w:rFonts w:ascii="Arial" w:hAnsi="Arial" w:cs="Arial" w:eastAsia="Arial"/>
       <w:color w:val="243F60" w:themeColor="accent1" w:themeShade="7F"/>
     </w:rPr>
   </w:style>
@@ -14873,7 +14873,7 @@
     <w:semiHidden/>
     <w:rsid w:val="00FC693F"/>
     <w:rPr>
-      <w:rFonts w:asciiTheme="majorHAnsi" w:eastAsiaTheme="majorEastAsia" w:hAnsiTheme="majorHAnsi" w:cstheme="majorBidi"/>
+      <w:rFonts w:ascii="Arial" w:hAnsi="Arial" w:cs="Arial" w:eastAsia="Arial"/>
       <w:i/>
       <w:iCs/>
       <w:color w:val="243F60" w:themeColor="accent1" w:themeShade="7F"/>
@@ -14887,7 +14887,7 @@
     <w:semiHidden/>
     <w:rsid w:val="00FC693F"/>
     <w:rPr>
-      <w:rFonts w:asciiTheme="majorHAnsi" w:eastAsiaTheme="majorEastAsia" w:hAnsiTheme="majorHAnsi" w:cstheme="majorBidi"/>
+      <w:rFonts w:ascii="Arial" w:hAnsi="Arial" w:cs="Arial" w:eastAsia="Arial"/>
       <w:i/>
       <w:iCs/>
       <w:color w:val="404040" w:themeColor="text1" w:themeTint="BF"/>
@@ -14901,7 +14901,7 @@
     <w:semiHidden/>
     <w:rsid w:val="00FC693F"/>
     <w:rPr>
-      <w:rFonts w:asciiTheme="majorHAnsi" w:eastAsiaTheme="majorEastAsia" w:hAnsiTheme="majorHAnsi" w:cstheme="majorBidi"/>
+      <w:rFonts w:ascii="Arial" w:hAnsi="Arial" w:cs="Arial" w:eastAsia="Arial"/>
       <w:color w:val="4F81BD" w:themeColor="accent1"/>
       <w:sz w:val="20"/>
       <w:szCs w:val="20"/>
@@ -14915,7 +14915,7 @@
     <w:semiHidden/>
     <w:rsid w:val="00FC693F"/>
     <w:rPr>
-      <w:rFonts w:asciiTheme="majorHAnsi" w:eastAsiaTheme="majorEastAsia" w:hAnsiTheme="majorHAnsi" w:cstheme="majorBidi"/>
+      <w:rFonts w:ascii="Arial" w:hAnsi="Arial" w:cs="Arial" w:eastAsia="Arial"/>
       <w:i/>
       <w:iCs/>
       <w:color w:val="404040" w:themeColor="text1" w:themeTint="BF"/>
@@ -16504,7 +16504,7 @@
         <w:spacing w:before="0" w:after="0" w:line="240" w:lineRule="auto"/>
       </w:pPr>
       <w:rPr>
-        <w:rFonts w:asciiTheme="majorHAnsi" w:eastAsiaTheme="majorEastAsia" w:hAnsiTheme="majorHAnsi" w:cstheme="majorBidi"/>
+        <w:rFonts w:ascii="Arial" w:hAnsi="Arial" w:cs="Arial" w:eastAsia="Arial"/>
         <w:b/>
         <w:bCs/>
       </w:rPr>
@@ -16525,7 +16525,7 @@
         <w:spacing w:before="0" w:after="0" w:line="240" w:lineRule="auto"/>
       </w:pPr>
       <w:rPr>
-        <w:rFonts w:asciiTheme="majorHAnsi" w:eastAsiaTheme="majorEastAsia" w:hAnsiTheme="majorHAnsi" w:cstheme="majorBidi"/>
+        <w:rFonts w:ascii="Arial" w:hAnsi="Arial" w:cs="Arial" w:eastAsia="Arial"/>
         <w:b/>
         <w:bCs/>
       </w:rPr>
@@ -16543,14 +16543,14 @@
     </w:tblStylePr>
     <w:tblStylePr w:type="firstCol">
       <w:rPr>
-        <w:rFonts w:asciiTheme="majorHAnsi" w:eastAsiaTheme="majorEastAsia" w:hAnsiTheme="majorHAnsi" w:cstheme="majorBidi"/>
+        <w:rFonts w:ascii="Arial" w:hAnsi="Arial" w:cs="Arial" w:eastAsia="Arial"/>
         <w:b/>
         <w:bCs/>
       </w:rPr>
     </w:tblStylePr>
     <w:tblStylePr w:type="lastCol">
       <w:rPr>
-        <w:rFonts w:asciiTheme="majorHAnsi" w:eastAsiaTheme="majorEastAsia" w:hAnsiTheme="majorHAnsi" w:cstheme="majorBidi"/>
+        <w:rFonts w:ascii="Arial" w:hAnsi="Arial" w:cs="Arial" w:eastAsia="Arial"/>
         <w:b/>
         <w:bCs/>
       </w:rPr>
@@ -16634,7 +16634,7 @@
         <w:spacing w:before="0" w:after="0" w:line="240" w:lineRule="auto"/>
       </w:pPr>
       <w:rPr>
-        <w:rFonts w:asciiTheme="majorHAnsi" w:eastAsiaTheme="majorEastAsia" w:hAnsiTheme="majorHAnsi" w:cstheme="majorBidi"/>
+        <w:rFonts w:ascii="Arial" w:hAnsi="Arial" w:cs="Arial" w:eastAsia="Arial"/>
         <w:b/>
         <w:bCs/>
       </w:rPr>
@@ -16655,7 +16655,7 @@
         <w:spacing w:before="0" w:after="0" w:line="240" w:lineRule="auto"/>
       </w:pPr>
       <w:rPr>
-        <w:rFonts w:asciiTheme="majorHAnsi" w:eastAsiaTheme="majorEastAsia" w:hAnsiTheme="majorHAnsi" w:cstheme="majorBidi"/>
+        <w:rFonts w:ascii="Arial" w:hAnsi="Arial" w:cs="Arial" w:eastAsia="Arial"/>
         <w:b/>
         <w:bCs/>
       </w:rPr>
@@ -16673,14 +16673,14 @@
     </w:tblStylePr>
     <w:tblStylePr w:type="firstCol">
       <w:rPr>
-        <w:rFonts w:asciiTheme="majorHAnsi" w:eastAsiaTheme="majorEastAsia" w:hAnsiTheme="majorHAnsi" w:cstheme="majorBidi"/>
+        <w:rFonts w:ascii="Arial" w:hAnsi="Arial" w:cs="Arial" w:eastAsia="Arial"/>
         <w:b/>
         <w:bCs/>
       </w:rPr>
     </w:tblStylePr>
     <w:tblStylePr w:type="lastCol">
       <w:rPr>
-        <w:rFonts w:asciiTheme="majorHAnsi" w:eastAsiaTheme="majorEastAsia" w:hAnsiTheme="majorHAnsi" w:cstheme="majorBidi"/>
+        <w:rFonts w:ascii="Arial" w:hAnsi="Arial" w:cs="Arial" w:eastAsia="Arial"/>
         <w:b/>
         <w:bCs/>
       </w:rPr>
@@ -16764,7 +16764,7 @@
         <w:spacing w:before="0" w:after="0" w:line="240" w:lineRule="auto"/>
       </w:pPr>
       <w:rPr>
-        <w:rFonts w:asciiTheme="majorHAnsi" w:eastAsiaTheme="majorEastAsia" w:hAnsiTheme="majorHAnsi" w:cstheme="majorBidi"/>
+        <w:rFonts w:ascii="Arial" w:hAnsi="Arial" w:cs="Arial" w:eastAsia="Arial"/>
         <w:b/>
         <w:bCs/>
       </w:rPr>
@@ -16785,7 +16785,7 @@
         <w:spacing w:before="0" w:after="0" w:line="240" w:lineRule="auto"/>
       </w:pPr>
       <w:rPr>
-        <w:rFonts w:asciiTheme="majorHAnsi" w:eastAsiaTheme="majorEastAsia" w:hAnsiTheme="majorHAnsi" w:cstheme="majorBidi"/>
+        <w:rFonts w:ascii="Arial" w:hAnsi="Arial" w:cs="Arial" w:eastAsia="Arial"/>
         <w:b/>
         <w:bCs/>
       </w:rPr>
@@ -16803,14 +16803,14 @@
     </w:tblStylePr>
     <w:tblStylePr w:type="firstCol">
       <w:rPr>
-        <w:rFonts w:asciiTheme="majorHAnsi" w:eastAsiaTheme="majorEastAsia" w:hAnsiTheme="majorHAnsi" w:cstheme="majorBidi"/>
+        <w:rFonts w:ascii="Arial" w:hAnsi="Arial" w:cs="Arial" w:eastAsia="Arial"/>
         <w:b/>
         <w:bCs/>
       </w:rPr>
     </w:tblStylePr>
     <w:tblStylePr w:type="lastCol">
       <w:rPr>
-        <w:rFonts w:asciiTheme="majorHAnsi" w:eastAsiaTheme="majorEastAsia" w:hAnsiTheme="majorHAnsi" w:cstheme="majorBidi"/>
+        <w:rFonts w:ascii="Arial" w:hAnsi="Arial" w:cs="Arial" w:eastAsia="Arial"/>
         <w:b/>
         <w:bCs/>
       </w:rPr>
@@ -16894,7 +16894,7 @@
         <w:spacing w:before="0" w:after="0" w:line="240" w:lineRule="auto"/>
       </w:pPr>
       <w:rPr>
-        <w:rFonts w:asciiTheme="majorHAnsi" w:eastAsiaTheme="majorEastAsia" w:hAnsiTheme="majorHAnsi" w:cstheme="majorBidi"/>
+        <w:rFonts w:ascii="Arial" w:hAnsi="Arial" w:cs="Arial" w:eastAsia="Arial"/>
         <w:b/>
         <w:bCs/>
       </w:rPr>
@@ -16915,7 +16915,7 @@
         <w:spacing w:before="0" w:after="0" w:line="240" w:lineRule="auto"/>
       </w:pPr>
       <w:rPr>
-        <w:rFonts w:asciiTheme="majorHAnsi" w:eastAsiaTheme="majorEastAsia" w:hAnsiTheme="majorHAnsi" w:cstheme="majorBidi"/>
+        <w:rFonts w:ascii="Arial" w:hAnsi="Arial" w:cs="Arial" w:eastAsia="Arial"/>
         <w:b/>
         <w:bCs/>
       </w:rPr>
@@ -16933,14 +16933,14 @@
     </w:tblStylePr>
     <w:tblStylePr w:type="firstCol">
       <w:rPr>
-        <w:rFonts w:asciiTheme="majorHAnsi" w:eastAsiaTheme="majorEastAsia" w:hAnsiTheme="majorHAnsi" w:cstheme="majorBidi"/>
+        <w:rFonts w:ascii="Arial" w:hAnsi="Arial" w:cs="Arial" w:eastAsia="Arial"/>
         <w:b/>
         <w:bCs/>
       </w:rPr>
     </w:tblStylePr>
     <w:tblStylePr w:type="lastCol">
       <w:rPr>
-        <w:rFonts w:asciiTheme="majorHAnsi" w:eastAsiaTheme="majorEastAsia" w:hAnsiTheme="majorHAnsi" w:cstheme="majorBidi"/>
+        <w:rFonts w:ascii="Arial" w:hAnsi="Arial" w:cs="Arial" w:eastAsia="Arial"/>
         <w:b/>
         <w:bCs/>
       </w:rPr>
@@ -17024,7 +17024,7 @@
         <w:spacing w:before="0" w:after="0" w:line="240" w:lineRule="auto"/>
       </w:pPr>
       <w:rPr>
-        <w:rFonts w:asciiTheme="majorHAnsi" w:eastAsiaTheme="majorEastAsia" w:hAnsiTheme="majorHAnsi" w:cstheme="majorBidi"/>
+        <w:rFonts w:ascii="Arial" w:hAnsi="Arial" w:cs="Arial" w:eastAsia="Arial"/>
         <w:b/>
         <w:bCs/>
       </w:rPr>
@@ -17045,7 +17045,7 @@
         <w:spacing w:before="0" w:after="0" w:line="240" w:lineRule="auto"/>
       </w:pPr>
       <w:rPr>
-        <w:rFonts w:asciiTheme="majorHAnsi" w:eastAsiaTheme="majorEastAsia" w:hAnsiTheme="majorHAnsi" w:cstheme="majorBidi"/>
+        <w:rFonts w:ascii="Arial" w:hAnsi="Arial" w:cs="Arial" w:eastAsia="Arial"/>
         <w:b/>
         <w:bCs/>
       </w:rPr>
@@ -17063,14 +17063,14 @@
     </w:tblStylePr>
     <w:tblStylePr w:type="firstCol">
       <w:rPr>
-        <w:rFonts w:asciiTheme="majorHAnsi" w:eastAsiaTheme="majorEastAsia" w:hAnsiTheme="majorHAnsi" w:cstheme="majorBidi"/>
+        <w:rFonts w:ascii="Arial" w:hAnsi="Arial" w:cs="Arial" w:eastAsia="Arial"/>
         <w:b/>
         <w:bCs/>
       </w:rPr>
     </w:tblStylePr>
     <w:tblStylePr w:type="lastCol">
       <w:rPr>
-        <w:rFonts w:asciiTheme="majorHAnsi" w:eastAsiaTheme="majorEastAsia" w:hAnsiTheme="majorHAnsi" w:cstheme="majorBidi"/>
+        <w:rFonts w:ascii="Arial" w:hAnsi="Arial" w:cs="Arial" w:eastAsia="Arial"/>
         <w:b/>
         <w:bCs/>
       </w:rPr>
@@ -17154,7 +17154,7 @@
         <w:spacing w:before="0" w:after="0" w:line="240" w:lineRule="auto"/>
       </w:pPr>
       <w:rPr>
-        <w:rFonts w:asciiTheme="majorHAnsi" w:eastAsiaTheme="majorEastAsia" w:hAnsiTheme="majorHAnsi" w:cstheme="majorBidi"/>
+        <w:rFonts w:ascii="Arial" w:hAnsi="Arial" w:cs="Arial" w:eastAsia="Arial"/>
         <w:b/>
         <w:bCs/>
       </w:rPr>
@@ -17175,7 +17175,7 @@
         <w:spacing w:before="0" w:after="0" w:line="240" w:lineRule="auto"/>
       </w:pPr>
       <w:rPr>
-        <w:rFonts w:asciiTheme="majorHAnsi" w:eastAsiaTheme="majorEastAsia" w:hAnsiTheme="majorHAnsi" w:cstheme="majorBidi"/>
+        <w:rFonts w:ascii="Arial" w:hAnsi="Arial" w:cs="Arial" w:eastAsia="Arial"/>
         <w:b/>
         <w:bCs/>
       </w:rPr>
@@ -17193,14 +17193,14 @@
     </w:tblStylePr>
     <w:tblStylePr w:type="firstCol">
       <w:rPr>
-        <w:rFonts w:asciiTheme="majorHAnsi" w:eastAsiaTheme="majorEastAsia" w:hAnsiTheme="majorHAnsi" w:cstheme="majorBidi"/>
+        <w:rFonts w:ascii="Arial" w:hAnsi="Arial" w:cs="Arial" w:eastAsia="Arial"/>
         <w:b/>
         <w:bCs/>
       </w:rPr>
     </w:tblStylePr>
     <w:tblStylePr w:type="lastCol">
       <w:rPr>
-        <w:rFonts w:asciiTheme="majorHAnsi" w:eastAsiaTheme="majorEastAsia" w:hAnsiTheme="majorHAnsi" w:cstheme="majorBidi"/>
+        <w:rFonts w:ascii="Arial" w:hAnsi="Arial" w:cs="Arial" w:eastAsia="Arial"/>
         <w:b/>
         <w:bCs/>
       </w:rPr>
@@ -17284,7 +17284,7 @@
         <w:spacing w:before="0" w:after="0" w:line="240" w:lineRule="auto"/>
       </w:pPr>
       <w:rPr>
-        <w:rFonts w:asciiTheme="majorHAnsi" w:eastAsiaTheme="majorEastAsia" w:hAnsiTheme="majorHAnsi" w:cstheme="majorBidi"/>
+        <w:rFonts w:ascii="Arial" w:hAnsi="Arial" w:cs="Arial" w:eastAsia="Arial"/>
         <w:b/>
         <w:bCs/>
       </w:rPr>
@@ -17305,7 +17305,7 @@
         <w:spacing w:before="0" w:after="0" w:line="240" w:lineRule="auto"/>
       </w:pPr>
       <w:rPr>
-        <w:rFonts w:asciiTheme="majorHAnsi" w:eastAsiaTheme="majorEastAsia" w:hAnsiTheme="majorHAnsi" w:cstheme="majorBidi"/>
+        <w:rFonts w:ascii="Arial" w:hAnsi="Arial" w:cs="Arial" w:eastAsia="Arial"/>
         <w:b/>
         <w:bCs/>
       </w:rPr>
@@ -17323,14 +17323,14 @@
     </w:tblStylePr>
     <w:tblStylePr w:type="firstCol">
       <w:rPr>
-        <w:rFonts w:asciiTheme="majorHAnsi" w:eastAsiaTheme="majorEastAsia" w:hAnsiTheme="majorHAnsi" w:cstheme="majorBidi"/>
+        <w:rFonts w:ascii="Arial" w:hAnsi="Arial" w:cs="Arial" w:eastAsia="Arial"/>
         <w:b/>
         <w:bCs/>
       </w:rPr>
     </w:tblStylePr>
     <w:tblStylePr w:type="lastCol">
       <w:rPr>
-        <w:rFonts w:asciiTheme="majorHAnsi" w:eastAsiaTheme="majorEastAsia" w:hAnsiTheme="majorHAnsi" w:cstheme="majorBidi"/>
+        <w:rFonts w:ascii="Arial" w:hAnsi="Arial" w:cs="Arial" w:eastAsia="Arial"/>
         <w:b/>
         <w:bCs/>
       </w:rPr>
@@ -19195,7 +19195,7 @@
     </w:tblPr>
     <w:tblStylePr w:type="firstRow">
       <w:rPr>
-        <w:rFonts w:asciiTheme="majorHAnsi" w:eastAsiaTheme="majorEastAsia" w:hAnsiTheme="majorHAnsi" w:cstheme="majorBidi"/>
+        <w:rFonts w:ascii="Arial" w:hAnsi="Arial" w:cs="Arial" w:eastAsia="Arial"/>
       </w:rPr>
       <w:tblPr/>
       <w:tcPr>
@@ -19279,7 +19279,7 @@
     </w:tblPr>
     <w:tblStylePr w:type="firstRow">
       <w:rPr>
-        <w:rFonts w:asciiTheme="majorHAnsi" w:eastAsiaTheme="majorEastAsia" w:hAnsiTheme="majorHAnsi" w:cstheme="majorBidi"/>
+        <w:rFonts w:ascii="Arial" w:hAnsi="Arial" w:cs="Arial" w:eastAsia="Arial"/>
       </w:rPr>
       <w:tblPr/>
       <w:tcPr>
@@ -19363,7 +19363,7 @@
     </w:tblPr>
     <w:tblStylePr w:type="firstRow">
       <w:rPr>
-        <w:rFonts w:asciiTheme="majorHAnsi" w:eastAsiaTheme="majorEastAsia" w:hAnsiTheme="majorHAnsi" w:cstheme="majorBidi"/>
+        <w:rFonts w:ascii="Arial" w:hAnsi="Arial" w:cs="Arial" w:eastAsia="Arial"/>
       </w:rPr>
       <w:tblPr/>
       <w:tcPr>
@@ -19447,7 +19447,7 @@
     </w:tblPr>
     <w:tblStylePr w:type="firstRow">
       <w:rPr>
-        <w:rFonts w:asciiTheme="majorHAnsi" w:eastAsiaTheme="majorEastAsia" w:hAnsiTheme="majorHAnsi" w:cstheme="majorBidi"/>
+        <w:rFonts w:ascii="Arial" w:hAnsi="Arial" w:cs="Arial" w:eastAsia="Arial"/>
       </w:rPr>
       <w:tblPr/>
       <w:tcPr>
@@ -19531,7 +19531,7 @@
     </w:tblPr>
     <w:tblStylePr w:type="firstRow">
       <w:rPr>
-        <w:rFonts w:asciiTheme="majorHAnsi" w:eastAsiaTheme="majorEastAsia" w:hAnsiTheme="majorHAnsi" w:cstheme="majorBidi"/>
+        <w:rFonts w:ascii="Arial" w:hAnsi="Arial" w:cs="Arial" w:eastAsia="Arial"/>
       </w:rPr>
       <w:tblPr/>
       <w:tcPr>
@@ -19615,7 +19615,7 @@
     </w:tblPr>
     <w:tblStylePr w:type="firstRow">
       <w:rPr>
-        <w:rFonts w:asciiTheme="majorHAnsi" w:eastAsiaTheme="majorEastAsia" w:hAnsiTheme="majorHAnsi" w:cstheme="majorBidi"/>
+        <w:rFonts w:ascii="Arial" w:hAnsi="Arial" w:cs="Arial" w:eastAsia="Arial"/>
       </w:rPr>
       <w:tblPr/>
       <w:tcPr>
@@ -19699,7 +19699,7 @@
     </w:tblPr>
     <w:tblStylePr w:type="firstRow">
       <w:rPr>
-        <w:rFonts w:asciiTheme="majorHAnsi" w:eastAsiaTheme="majorEastAsia" w:hAnsiTheme="majorHAnsi" w:cstheme="majorBidi"/>
+        <w:rFonts w:ascii="Arial" w:hAnsi="Arial" w:cs="Arial" w:eastAsia="Arial"/>
       </w:rPr>
       <w:tblPr/>
       <w:tcPr>
@@ -19764,7 +19764,7 @@
       <w:spacing w:after="0" w:line="240" w:lineRule="auto"/>
     </w:pPr>
     <w:rPr>
-      <w:rFonts w:asciiTheme="majorHAnsi" w:eastAsiaTheme="majorEastAsia" w:hAnsiTheme="majorHAnsi" w:cstheme="majorBidi"/>
+      <w:rFonts w:ascii="Arial" w:hAnsi="Arial" w:cs="Arial" w:eastAsia="Arial"/>
       <w:color w:val="000000" w:themeColor="text1"/>
     </w:rPr>
     <w:tblPr>
@@ -19892,7 +19892,7 @@
       <w:spacing w:after="0" w:line="240" w:lineRule="auto"/>
     </w:pPr>
     <w:rPr>
-      <w:rFonts w:asciiTheme="majorHAnsi" w:eastAsiaTheme="majorEastAsia" w:hAnsiTheme="majorHAnsi" w:cstheme="majorBidi"/>
+      <w:rFonts w:ascii="Arial" w:hAnsi="Arial" w:cs="Arial" w:eastAsia="Arial"/>
       <w:color w:val="000000" w:themeColor="text1"/>
     </w:rPr>
     <w:tblPr>
@@ -20020,7 +20020,7 @@
       <w:spacing w:after="0" w:line="240" w:lineRule="auto"/>
     </w:pPr>
     <w:rPr>
-      <w:rFonts w:asciiTheme="majorHAnsi" w:eastAsiaTheme="majorEastAsia" w:hAnsiTheme="majorHAnsi" w:cstheme="majorBidi"/>
+      <w:rFonts w:ascii="Arial" w:hAnsi="Arial" w:cs="Arial" w:eastAsia="Arial"/>
       <w:color w:val="000000" w:themeColor="text1"/>
     </w:rPr>
     <w:tblPr>
@@ -20148,7 +20148,7 @@
       <w:spacing w:after="0" w:line="240" w:lineRule="auto"/>
     </w:pPr>
     <w:rPr>
-      <w:rFonts w:asciiTheme="majorHAnsi" w:eastAsiaTheme="majorEastAsia" w:hAnsiTheme="majorHAnsi" w:cstheme="majorBidi"/>
+      <w:rFonts w:ascii="Arial" w:hAnsi="Arial" w:cs="Arial" w:eastAsia="Arial"/>
       <w:color w:val="000000" w:themeColor="text1"/>
     </w:rPr>
     <w:tblPr>
@@ -20276,7 +20276,7 @@
       <w:spacing w:after="0" w:line="240" w:lineRule="auto"/>
     </w:pPr>
     <w:rPr>
-      <w:rFonts w:asciiTheme="majorHAnsi" w:eastAsiaTheme="majorEastAsia" w:hAnsiTheme="majorHAnsi" w:cstheme="majorBidi"/>
+      <w:rFonts w:ascii="Arial" w:hAnsi="Arial" w:cs="Arial" w:eastAsia="Arial"/>
       <w:color w:val="000000" w:themeColor="text1"/>
     </w:rPr>
     <w:tblPr>
@@ -20404,7 +20404,7 @@
       <w:spacing w:after="0" w:line="240" w:lineRule="auto"/>
     </w:pPr>
     <w:rPr>
-      <w:rFonts w:asciiTheme="majorHAnsi" w:eastAsiaTheme="majorEastAsia" w:hAnsiTheme="majorHAnsi" w:cstheme="majorBidi"/>
+      <w:rFonts w:ascii="Arial" w:hAnsi="Arial" w:cs="Arial" w:eastAsia="Arial"/>
       <w:color w:val="000000" w:themeColor="text1"/>
     </w:rPr>
     <w:tblPr>
@@ -20532,7 +20532,7 @@
       <w:spacing w:after="0" w:line="240" w:lineRule="auto"/>
     </w:pPr>
     <w:rPr>
-      <w:rFonts w:asciiTheme="majorHAnsi" w:eastAsiaTheme="majorEastAsia" w:hAnsiTheme="majorHAnsi" w:cstheme="majorBidi"/>
+      <w:rFonts w:ascii="Arial" w:hAnsi="Arial" w:cs="Arial" w:eastAsia="Arial"/>
       <w:color w:val="000000" w:themeColor="text1"/>
     </w:rPr>
     <w:tblPr>
@@ -21171,7 +21171,7 @@
       <w:spacing w:after="0" w:line="240" w:lineRule="auto"/>
     </w:pPr>
     <w:rPr>
-      <w:rFonts w:asciiTheme="majorHAnsi" w:eastAsiaTheme="majorEastAsia" w:hAnsiTheme="majorHAnsi" w:cstheme="majorBidi"/>
+      <w:rFonts w:ascii="Arial" w:hAnsi="Arial" w:cs="Arial" w:eastAsia="Arial"/>
       <w:color w:val="000000" w:themeColor="text1"/>
     </w:rPr>
     <w:tblPr>
@@ -21296,7 +21296,7 @@
       <w:spacing w:after="0" w:line="240" w:lineRule="auto"/>
     </w:pPr>
     <w:rPr>
-      <w:rFonts w:asciiTheme="majorHAnsi" w:eastAsiaTheme="majorEastAsia" w:hAnsiTheme="majorHAnsi" w:cstheme="majorBidi"/>
+      <w:rFonts w:ascii="Arial" w:hAnsi="Arial" w:cs="Arial" w:eastAsia="Arial"/>
       <w:color w:val="000000" w:themeColor="text1"/>
     </w:rPr>
     <w:tblPr>
@@ -21421,7 +21421,7 @@
       <w:spacing w:after="0" w:line="240" w:lineRule="auto"/>
     </w:pPr>
     <w:rPr>
-      <w:rFonts w:asciiTheme="majorHAnsi" w:eastAsiaTheme="majorEastAsia" w:hAnsiTheme="majorHAnsi" w:cstheme="majorBidi"/>
+      <w:rFonts w:ascii="Arial" w:hAnsi="Arial" w:cs="Arial" w:eastAsia="Arial"/>
       <w:color w:val="000000" w:themeColor="text1"/>
     </w:rPr>
     <w:tblPr>
@@ -21546,7 +21546,7 @@
       <w:spacing w:after="0" w:line="240" w:lineRule="auto"/>
     </w:pPr>
     <w:rPr>
-      <w:rFonts w:asciiTheme="majorHAnsi" w:eastAsiaTheme="majorEastAsia" w:hAnsiTheme="majorHAnsi" w:cstheme="majorBidi"/>
+      <w:rFonts w:ascii="Arial" w:hAnsi="Arial" w:cs="Arial" w:eastAsia="Arial"/>
       <w:color w:val="000000" w:themeColor="text1"/>
     </w:rPr>
     <w:tblPr>
@@ -21671,7 +21671,7 @@
       <w:spacing w:after="0" w:line="240" w:lineRule="auto"/>
     </w:pPr>
     <w:rPr>
-      <w:rFonts w:asciiTheme="majorHAnsi" w:eastAsiaTheme="majorEastAsia" w:hAnsiTheme="majorHAnsi" w:cstheme="majorBidi"/>
+      <w:rFonts w:ascii="Arial" w:hAnsi="Arial" w:cs="Arial" w:eastAsia="Arial"/>
       <w:color w:val="000000" w:themeColor="text1"/>
     </w:rPr>
     <w:tblPr>
@@ -21796,7 +21796,7 @@
       <w:spacing w:after="0" w:line="240" w:lineRule="auto"/>
     </w:pPr>
     <w:rPr>
-      <w:rFonts w:asciiTheme="majorHAnsi" w:eastAsiaTheme="majorEastAsia" w:hAnsiTheme="majorHAnsi" w:cstheme="majorBidi"/>
+      <w:rFonts w:ascii="Arial" w:hAnsi="Arial" w:cs="Arial" w:eastAsia="Arial"/>
       <w:color w:val="000000" w:themeColor="text1"/>
     </w:rPr>
     <w:tblPr>
@@ -21921,7 +21921,7 @@
       <w:spacing w:after="0" w:line="240" w:lineRule="auto"/>
     </w:pPr>
     <w:rPr>
-      <w:rFonts w:asciiTheme="majorHAnsi" w:eastAsiaTheme="majorEastAsia" w:hAnsiTheme="majorHAnsi" w:cstheme="majorBidi"/>
+      <w:rFonts w:ascii="Arial" w:hAnsi="Arial" w:cs="Arial" w:eastAsia="Arial"/>
       <w:color w:val="000000" w:themeColor="text1"/>
     </w:rPr>
     <w:tblPr>
@@ -25874,7 +25874,7 @@
     </a:clrScheme>
     <a:fontScheme name="Office">
       <a:majorFont>
-        <a:latin typeface="Calibri"/>
+        <a:latin typeface="Arial"/>
         <a:ea typeface=""/>
         <a:cs typeface=""/>
         <a:font script="Jpan" typeface="ＭＳ ゴシック"/>
@@ -25909,7 +25909,7 @@
         <a:font script="Geor" typeface="Sylfaen"/>
       </a:majorFont>
       <a:minorFont>
-        <a:latin typeface="Cambria"/>
+        <a:latin typeface="Arial"/>
         <a:ea typeface=""/>
         <a:cs typeface=""/>
         <a:font script="Jpan" typeface="ＭＳ 明朝"/>

--- a/assets/worksheets/simple-spectrometer/01-simple-waveform.docx
+++ b/assets/worksheets/simple-spectrometer/01-simple-waveform.docx
@@ -1942,15 +1942,39 @@
     <w:pPr>
       <w:pStyle w:val="Header"/>
       <w:tabs>
-        <w:tab w:pos="10080" w:val="right"/>
+        <w:tab w:val="clear" w:pos="576"/>
+        <w:tab w:val="clear" w:pos="1152"/>
+        <w:tab w:val="clear" w:pos="1728"/>
+        <w:tab w:val="clear" w:pos="2304"/>
+        <w:tab w:val="clear" w:pos="2880"/>
+        <w:tab w:val="clear" w:pos="3456"/>
+        <w:tab w:val="clear" w:pos="4032"/>
+        <w:tab w:pos="9820" w:val="right"/>
       </w:tabs>
+      <w:spacing w:before="0" w:after="0" w:lineRule="exact" w:line="480"/>
+      <w:shd w:val="clear" w:fill="002855"/>
+      <w:pBdr>
+        <w:bottom w:val="single" w:sz="16" w:space="0" w:color="EEAA00"/>
+      </w:pBdr>
     </w:pPr>
     <w:r>
       <w:rPr>
-        <w:b/>
-        <w:color w:val="002855"/>
-      </w:rPr>
-      <w:t>WVU DSPIRA</w:t>
+        <w:rFonts w:ascii="Arial" w:hAnsi="Arial"/>
+        <w:b/>
+        <w:color w:val="FFFFFF"/>
+        <w:sz w:val="32"/>
+      </w:rPr>
+      <w:t xml:space="preserve">  WVU DSPIRA</w:t>
+    </w:r>
+    <w:r>
+      <w:rPr>
+        <w:rFonts w:ascii="Arial" w:hAnsi="Arial"/>
+        <w:b w:val="0"/>
+        <w:color w:val="FFFFFF"/>
+        <w:sz w:val="18"/>
+      </w:rPr>
+      <w:tab/>
+      <w:t>WEST VIRGINIA UNIVERSITY</w:t>
     </w:r>
   </w:p>
 </w:hdr>

--- a/assets/worksheets/simple-spectrometer/01-simple-waveform.docx
+++ b/assets/worksheets/simple-spectrometer/01-simple-waveform.docx
@@ -995,7 +995,7 @@
       </w:tabs>
     </w:pPr>
     <w:r>
-      <w:t>wvurail.org/dspira</w:t>
+      <w:t>rail.wvu.edu/dspira</w:t>
     </w:r>
     <w:r>
       <w:tab/>
